--- a/Prac5.docx
+++ b/Prac5.docx
@@ -86,6 +86,9 @@
         </w:rPr>
       </w:pPr>
       <w:r>
+        <w:rPr>
+          <w:noProof/>
+        </w:rPr>
         <w:drawing>
           <wp:anchor distT="0" distB="0" distL="114300" distR="114300" simplePos="0" relativeHeight="251658240" behindDoc="0" locked="0" layoutInCell="1" allowOverlap="1" wp14:anchorId="15E98C3D" wp14:editId="621A49D9">
             <wp:simplePos x="0" y="0"/>
@@ -1280,6 +1283,109 @@
     </w:p>
     <w:p>
       <w:pPr>
+        <w:ind w:left="0" w:firstLine="0"/>
+      </w:pPr>
+    </w:p>
+    <w:p>
+      <w:pPr>
+        <w:ind w:left="0" w:firstLine="0"/>
+      </w:pPr>
+    </w:p>
+    <w:p>
+      <w:pPr>
+        <w:rPr>
+          <w:b/>
+          <w:bCs/>
+          <w:u w:val="single"/>
+        </w:rPr>
+      </w:pPr>
+      <w:r>
+        <w:rPr>
+          <w:b/>
+          <w:bCs/>
+          <w:u w:val="single"/>
+        </w:rPr>
+        <w:drawing>
+          <wp:anchor distT="0" distB="0" distL="114300" distR="114300" simplePos="0" relativeHeight="251659264" behindDoc="0" locked="0" layoutInCell="1" allowOverlap="1" wp14:anchorId="5D84ADA9" wp14:editId="392492C0">
+            <wp:simplePos x="0" y="0"/>
+            <wp:positionH relativeFrom="column">
+              <wp:posOffset>-689957</wp:posOffset>
+            </wp:positionH>
+            <wp:positionV relativeFrom="paragraph">
+              <wp:posOffset>230967</wp:posOffset>
+            </wp:positionV>
+            <wp:extent cx="7215447" cy="6437279"/>
+            <wp:effectExtent l="0" t="0" r="5080" b="1905"/>
+            <wp:wrapNone/>
+            <wp:docPr id="239070129" name="Picture 1"/>
+            <wp:cNvGraphicFramePr>
+              <a:graphicFrameLocks xmlns:a="http://schemas.openxmlformats.org/drawingml/2006/main" noChangeAspect="1"/>
+            </wp:cNvGraphicFramePr>
+            <a:graphic xmlns:a="http://schemas.openxmlformats.org/drawingml/2006/main">
+              <a:graphicData uri="http://schemas.openxmlformats.org/drawingml/2006/picture">
+                <pic:pic xmlns:pic="http://schemas.openxmlformats.org/drawingml/2006/picture">
+                  <pic:nvPicPr>
+                    <pic:cNvPr id="239070129" name=""/>
+                    <pic:cNvPicPr/>
+                  </pic:nvPicPr>
+                  <pic:blipFill>
+                    <a:blip r:embed="rId7">
+                      <a:extLst>
+                        <a:ext uri="{28A0092B-C50C-407E-A947-70E740481C1C}">
+                          <a14:useLocalDpi xmlns:a14="http://schemas.microsoft.com/office/drawing/2010/main" val="0"/>
+                        </a:ext>
+                      </a:extLst>
+                    </a:blip>
+                    <a:stretch>
+                      <a:fillRect/>
+                    </a:stretch>
+                  </pic:blipFill>
+                  <pic:spPr>
+                    <a:xfrm>
+                      <a:off x="0" y="0"/>
+                      <a:ext cx="7229915" cy="6450187"/>
+                    </a:xfrm>
+                    <a:prstGeom prst="rect">
+                      <a:avLst/>
+                    </a:prstGeom>
+                  </pic:spPr>
+                </pic:pic>
+              </a:graphicData>
+            </a:graphic>
+            <wp14:sizeRelH relativeFrom="page">
+              <wp14:pctWidth>0</wp14:pctWidth>
+            </wp14:sizeRelH>
+            <wp14:sizeRelV relativeFrom="page">
+              <wp14:pctHeight>0</wp14:pctHeight>
+            </wp14:sizeRelV>
+          </wp:anchor>
+        </w:drawing>
+      </w:r>
+      <w:r>
+        <w:rPr>
+          <w:b/>
+          <w:bCs/>
+          <w:u w:val="single"/>
+        </w:rPr>
+        <w:t>3. Activity Diagram:</w:t>
+      </w:r>
+    </w:p>
+    <w:p>
+      <w:pPr>
+        <w:rPr>
+          <w:b/>
+          <w:bCs/>
+          <w:u w:val="single"/>
+        </w:rPr>
+      </w:pPr>
+    </w:p>
+    <w:p>
+      <w:pPr>
+        <w:rPr>
+          <w:b/>
+          <w:bCs/>
+          <w:u w:val="single"/>
+        </w:rPr>
         <w:sectPr>
           <w:pgSz w:w="11906" w:h="16838"/>
           <w:pgMar w:top="1440" w:right="1444" w:bottom="1637" w:left="1440" w:header="720" w:footer="720" w:gutter="0"/>
@@ -1294,8 +1400,161 @@
       </w:pPr>
       <w:r>
         <w:lastRenderedPageBreak/>
+        <w:drawing>
+          <wp:anchor distT="0" distB="0" distL="114300" distR="114300" simplePos="0" relativeHeight="251660288" behindDoc="0" locked="0" layoutInCell="1" allowOverlap="1" wp14:anchorId="15D75A08" wp14:editId="518EE86F">
+            <wp:simplePos x="0" y="0"/>
+            <wp:positionH relativeFrom="column">
+              <wp:posOffset>-157884</wp:posOffset>
+            </wp:positionH>
+            <wp:positionV relativeFrom="paragraph">
+              <wp:posOffset>-858751</wp:posOffset>
+            </wp:positionV>
+            <wp:extent cx="6766098" cy="5631638"/>
+            <wp:effectExtent l="0" t="0" r="0" b="7620"/>
+            <wp:wrapNone/>
+            <wp:docPr id="791801821" name="Picture 1"/>
+            <wp:cNvGraphicFramePr>
+              <a:graphicFrameLocks xmlns:a="http://schemas.openxmlformats.org/drawingml/2006/main" noChangeAspect="1"/>
+            </wp:cNvGraphicFramePr>
+            <a:graphic xmlns:a="http://schemas.openxmlformats.org/drawingml/2006/main">
+              <a:graphicData uri="http://schemas.openxmlformats.org/drawingml/2006/picture">
+                <pic:pic xmlns:pic="http://schemas.openxmlformats.org/drawingml/2006/picture">
+                  <pic:nvPicPr>
+                    <pic:cNvPr id="791801821" name=""/>
+                    <pic:cNvPicPr/>
+                  </pic:nvPicPr>
+                  <pic:blipFill>
+                    <a:blip r:embed="rId8">
+                      <a:extLst>
+                        <a:ext uri="{28A0092B-C50C-407E-A947-70E740481C1C}">
+                          <a14:useLocalDpi xmlns:a14="http://schemas.microsoft.com/office/drawing/2010/main" val="0"/>
+                        </a:ext>
+                      </a:extLst>
+                    </a:blip>
+                    <a:stretch>
+                      <a:fillRect/>
+                    </a:stretch>
+                  </pic:blipFill>
+                  <pic:spPr>
+                    <a:xfrm>
+                      <a:off x="0" y="0"/>
+                      <a:ext cx="6766098" cy="5631638"/>
+                    </a:xfrm>
+                    <a:prstGeom prst="rect">
+                      <a:avLst/>
+                    </a:prstGeom>
+                  </pic:spPr>
+                </pic:pic>
+              </a:graphicData>
+            </a:graphic>
+            <wp14:sizeRelH relativeFrom="page">
+              <wp14:pctWidth>0</wp14:pctWidth>
+            </wp14:sizeRelH>
+            <wp14:sizeRelV relativeFrom="page">
+              <wp14:pctHeight>0</wp14:pctHeight>
+            </wp14:sizeRelV>
+          </wp:anchor>
+        </w:drawing>
+      </w:r>
+    </w:p>
+    <w:p>
+      <w:pPr>
+        <w:spacing w:after="184" w:line="259" w:lineRule="auto"/>
+        <w:ind w:left="0" w:firstLine="0"/>
+      </w:pPr>
+    </w:p>
+    <w:p>
+      <w:pPr>
+        <w:spacing w:after="184" w:line="259" w:lineRule="auto"/>
+        <w:ind w:left="0" w:firstLine="0"/>
+      </w:pPr>
+    </w:p>
+    <w:p>
+      <w:pPr>
+        <w:spacing w:after="184" w:line="259" w:lineRule="auto"/>
+        <w:ind w:left="0" w:firstLine="0"/>
+      </w:pPr>
+    </w:p>
+    <w:p>
+      <w:pPr>
+        <w:spacing w:after="184" w:line="259" w:lineRule="auto"/>
+        <w:ind w:left="0" w:firstLine="0"/>
+      </w:pPr>
+    </w:p>
+    <w:p>
+      <w:pPr>
+        <w:spacing w:after="184" w:line="259" w:lineRule="auto"/>
+        <w:ind w:left="0" w:firstLine="0"/>
+      </w:pPr>
+    </w:p>
+    <w:p>
+      <w:pPr>
+        <w:spacing w:after="184" w:line="259" w:lineRule="auto"/>
+        <w:ind w:left="0" w:firstLine="0"/>
+      </w:pPr>
+    </w:p>
+    <w:p>
+      <w:pPr>
+        <w:spacing w:after="184" w:line="259" w:lineRule="auto"/>
+        <w:ind w:left="0" w:firstLine="0"/>
+      </w:pPr>
+    </w:p>
+    <w:p>
+      <w:pPr>
+        <w:spacing w:after="184" w:line="259" w:lineRule="auto"/>
+        <w:ind w:left="0" w:firstLine="0"/>
+      </w:pPr>
+    </w:p>
+    <w:p>
+      <w:pPr>
+        <w:spacing w:after="184" w:line="259" w:lineRule="auto"/>
+        <w:ind w:left="0" w:firstLine="0"/>
+      </w:pPr>
+    </w:p>
+    <w:p>
+      <w:pPr>
+        <w:spacing w:after="184" w:line="259" w:lineRule="auto"/>
+        <w:ind w:left="0" w:firstLine="0"/>
+      </w:pPr>
+    </w:p>
+    <w:p>
+      <w:pPr>
+        <w:spacing w:after="184" w:line="259" w:lineRule="auto"/>
+        <w:ind w:left="0" w:firstLine="0"/>
+      </w:pPr>
+      <w:r>
         <w:t xml:space="preserve"> </w:t>
       </w:r>
+    </w:p>
+    <w:p>
+      <w:pPr>
+        <w:spacing w:after="184" w:line="259" w:lineRule="auto"/>
+        <w:ind w:left="0" w:firstLine="0"/>
+      </w:pPr>
+    </w:p>
+    <w:p>
+      <w:pPr>
+        <w:spacing w:after="184" w:line="259" w:lineRule="auto"/>
+        <w:ind w:left="0" w:firstLine="0"/>
+      </w:pPr>
+    </w:p>
+    <w:p>
+      <w:pPr>
+        <w:spacing w:after="184" w:line="259" w:lineRule="auto"/>
+        <w:ind w:left="0" w:firstLine="0"/>
+      </w:pPr>
+    </w:p>
+    <w:p>
+      <w:pPr>
+        <w:spacing w:after="184" w:line="259" w:lineRule="auto"/>
+        <w:ind w:left="0" w:firstLine="0"/>
+      </w:pPr>
+    </w:p>
+    <w:p>
+      <w:pPr>
+        <w:spacing w:after="184" w:line="259" w:lineRule="auto"/>
+        <w:ind w:left="0" w:firstLine="0"/>
+      </w:pPr>
     </w:p>
     <w:p>
       <w:pPr>
@@ -1321,7 +1580,7 @@
                     <pic:cNvPicPr/>
                   </pic:nvPicPr>
                   <pic:blipFill>
-                    <a:blip r:embed="rId7"/>
+                    <a:blip r:embed="rId9"/>
                     <a:stretch>
                       <a:fillRect/>
                     </a:stretch>
@@ -1366,6 +1625,7 @@
         <w:ind w:left="-5" w:right="34"/>
       </w:pPr>
       <w:r>
+        <w:lastRenderedPageBreak/>
         <w:t xml:space="preserve">Command: docker compose run --rm </w:t>
       </w:r>
       <w:proofErr w:type="spellStart"/>
@@ -1498,7 +1758,7 @@
                     <pic:cNvPicPr/>
                   </pic:nvPicPr>
                   <pic:blipFill>
-                    <a:blip r:embed="rId8"/>
+                    <a:blip r:embed="rId10"/>
                     <a:stretch>
                       <a:fillRect/>
                     </a:stretch>
@@ -1562,7 +1822,6 @@
         <w:ind w:left="-5" w:right="34"/>
       </w:pPr>
       <w:r>
-        <w:lastRenderedPageBreak/>
         <w:t xml:space="preserve">debugger showed that incident INC-001 generated the event </w:t>
       </w:r>
     </w:p>
@@ -1598,6 +1857,7 @@
         <w:rPr>
           <w:noProof/>
         </w:rPr>
+        <w:lastRenderedPageBreak/>
         <w:drawing>
           <wp:inline distT="0" distB="0" distL="0" distR="0" wp14:anchorId="21F7A047" wp14:editId="33CC7EB0">
             <wp:extent cx="5731510" cy="3329940"/>
@@ -1612,7 +1872,7 @@
                     <pic:cNvPicPr/>
                   </pic:nvPicPr>
                   <pic:blipFill>
-                    <a:blip r:embed="rId9"/>
+                    <a:blip r:embed="rId11"/>
                     <a:stretch>
                       <a:fillRect/>
                     </a:stretch>

--- a/Prac5.docx
+++ b/Prac5.docx
@@ -47,35 +47,48 @@
           <w:u w:val="single"/>
         </w:rPr>
       </w:pPr>
-    </w:p>
-    <w:p>
-      <w:pPr>
-        <w:pStyle w:val="Heading1"/>
-        <w:ind w:left="0" w:firstLine="0"/>
+      <w:r>
         <w:rPr>
           <w:b/>
           <w:bCs/>
           <w:u w:val="single"/>
         </w:rPr>
-      </w:pPr>
+        <w:t>Task 4</w:t>
+      </w:r>
       <w:r>
         <w:rPr>
           <w:b/>
           <w:bCs/>
           <w:u w:val="single"/>
         </w:rPr>
-        <w:t>Task 4</w:t>
-      </w:r>
-      <w:r>
-        <w:rPr>
-          <w:b/>
-          <w:bCs/>
-          <w:u w:val="single"/>
-        </w:rPr>
         <w:t>:</w:t>
       </w:r>
     </w:p>
+    <w:p>
+      <w:r>
+        <w:t>*next page</w:t>
+      </w:r>
+    </w:p>
     <w:p/>
+    <w:p/>
+    <w:p/>
+    <w:p/>
+    <w:p/>
+    <w:p/>
+    <w:p/>
+    <w:p/>
+    <w:p/>
+    <w:p/>
+    <w:p/>
+    <w:p/>
+    <w:p/>
+    <w:p/>
+    <w:p/>
+    <w:p/>
+    <w:p/>
+    <w:p/>
+    <w:p/>
+    <w:p/>
     <w:p>
       <w:pPr>
         <w:spacing w:after="0" w:line="259" w:lineRule="auto"/>
@@ -88,20 +101,23 @@
       <w:r>
         <w:rPr>
           <w:noProof/>
-        </w:rPr>
+          <w:sz w:val="28"/>
+          <w:u w:val="single" w:color="000000"/>
+        </w:rPr>
+        <w:lastRenderedPageBreak/>
         <w:drawing>
-          <wp:anchor distT="0" distB="0" distL="114300" distR="114300" simplePos="0" relativeHeight="251658240" behindDoc="0" locked="0" layoutInCell="1" allowOverlap="1" wp14:anchorId="15E98C3D" wp14:editId="621A49D9">
+          <wp:anchor distT="0" distB="0" distL="114300" distR="114300" simplePos="0" relativeHeight="251661312" behindDoc="0" locked="0" layoutInCell="1" allowOverlap="1" wp14:anchorId="1FCF2A45" wp14:editId="77AF203D">
             <wp:simplePos x="0" y="0"/>
-            <wp:positionH relativeFrom="page">
-              <wp:align>left</wp:align>
+            <wp:positionH relativeFrom="column">
+              <wp:posOffset>-864524</wp:posOffset>
             </wp:positionH>
             <wp:positionV relativeFrom="paragraph">
-              <wp:posOffset>288232</wp:posOffset>
+              <wp:posOffset>231660</wp:posOffset>
             </wp:positionV>
-            <wp:extent cx="7491045" cy="4123113"/>
+            <wp:extent cx="7438390" cy="4438996"/>
             <wp:effectExtent l="0" t="0" r="0" b="0"/>
             <wp:wrapNone/>
-            <wp:docPr id="1720945810" name="Picture 1"/>
+            <wp:docPr id="464064693" name="Picture 1"/>
             <wp:cNvGraphicFramePr>
               <a:graphicFrameLocks xmlns:a="http://schemas.openxmlformats.org/drawingml/2006/main" noChangeAspect="1"/>
             </wp:cNvGraphicFramePr>
@@ -109,11 +125,11 @@
               <a:graphicData uri="http://schemas.openxmlformats.org/drawingml/2006/picture">
                 <pic:pic xmlns:pic="http://schemas.openxmlformats.org/drawingml/2006/picture">
                   <pic:nvPicPr>
-                    <pic:cNvPr id="1720945810" name=""/>
+                    <pic:cNvPr id="464064693" name=""/>
                     <pic:cNvPicPr/>
                   </pic:nvPicPr>
                   <pic:blipFill>
-                    <a:blip r:embed="rId4">
+                    <a:blip r:embed="rId5" cstate="print">
                       <a:extLst>
                         <a:ext uri="{28A0092B-C50C-407E-A947-70E740481C1C}">
                           <a14:useLocalDpi xmlns:a14="http://schemas.microsoft.com/office/drawing/2010/main" val="0"/>
@@ -127,7 +143,7 @@
                   <pic:spPr>
                     <a:xfrm>
                       <a:off x="0" y="0"/>
-                      <a:ext cx="7499081" cy="4127536"/>
+                      <a:ext cx="7453444" cy="4447980"/>
                     </a:xfrm>
                     <a:prstGeom prst="rect">
                       <a:avLst/>
@@ -222,6 +238,188 @@
           <w:u w:val="single" w:color="000000"/>
         </w:rPr>
       </w:pPr>
+    </w:p>
+    <w:p>
+      <w:pPr>
+        <w:spacing w:after="0" w:line="259" w:lineRule="auto"/>
+        <w:ind w:left="0" w:firstLine="0"/>
+        <w:rPr>
+          <w:sz w:val="28"/>
+          <w:u w:val="single" w:color="000000"/>
+        </w:rPr>
+      </w:pPr>
+    </w:p>
+    <w:p>
+      <w:pPr>
+        <w:spacing w:after="0" w:line="259" w:lineRule="auto"/>
+        <w:ind w:left="0" w:firstLine="0"/>
+        <w:rPr>
+          <w:sz w:val="28"/>
+          <w:u w:val="single" w:color="000000"/>
+        </w:rPr>
+      </w:pPr>
+    </w:p>
+    <w:p>
+      <w:pPr>
+        <w:spacing w:after="0" w:line="259" w:lineRule="auto"/>
+        <w:ind w:left="0" w:firstLine="0"/>
+        <w:rPr>
+          <w:sz w:val="28"/>
+          <w:u w:val="single" w:color="000000"/>
+        </w:rPr>
+      </w:pPr>
+    </w:p>
+    <w:p>
+      <w:pPr>
+        <w:spacing w:after="0" w:line="259" w:lineRule="auto"/>
+        <w:ind w:left="0" w:firstLine="0"/>
+        <w:rPr>
+          <w:sz w:val="28"/>
+          <w:u w:val="single" w:color="000000"/>
+        </w:rPr>
+      </w:pPr>
+    </w:p>
+    <w:p>
+      <w:pPr>
+        <w:spacing w:after="0" w:line="259" w:lineRule="auto"/>
+        <w:ind w:left="0" w:firstLine="0"/>
+        <w:rPr>
+          <w:sz w:val="28"/>
+          <w:u w:val="single" w:color="000000"/>
+        </w:rPr>
+      </w:pPr>
+    </w:p>
+    <w:p>
+      <w:pPr>
+        <w:spacing w:after="0" w:line="259" w:lineRule="auto"/>
+        <w:ind w:left="0" w:firstLine="0"/>
+        <w:rPr>
+          <w:sz w:val="28"/>
+          <w:u w:val="single" w:color="000000"/>
+        </w:rPr>
+      </w:pPr>
+    </w:p>
+    <w:p>
+      <w:pPr>
+        <w:spacing w:after="0" w:line="259" w:lineRule="auto"/>
+        <w:ind w:left="0" w:firstLine="0"/>
+        <w:rPr>
+          <w:sz w:val="28"/>
+          <w:u w:val="single" w:color="000000"/>
+        </w:rPr>
+      </w:pPr>
+    </w:p>
+    <w:p>
+      <w:pPr>
+        <w:spacing w:after="0" w:line="259" w:lineRule="auto"/>
+        <w:ind w:left="0" w:firstLine="0"/>
+        <w:rPr>
+          <w:sz w:val="28"/>
+          <w:u w:val="single" w:color="000000"/>
+        </w:rPr>
+      </w:pPr>
+    </w:p>
+    <w:p>
+      <w:pPr>
+        <w:spacing w:after="0" w:line="259" w:lineRule="auto"/>
+        <w:ind w:left="0" w:firstLine="0"/>
+        <w:rPr>
+          <w:sz w:val="28"/>
+          <w:u w:val="single" w:color="000000"/>
+        </w:rPr>
+      </w:pPr>
+    </w:p>
+    <w:p>
+      <w:pPr>
+        <w:spacing w:after="0" w:line="259" w:lineRule="auto"/>
+        <w:ind w:left="0" w:firstLine="0"/>
+        <w:rPr>
+          <w:sz w:val="28"/>
+          <w:u w:val="single" w:color="000000"/>
+        </w:rPr>
+      </w:pPr>
+    </w:p>
+    <w:p>
+      <w:pPr>
+        <w:spacing w:after="0" w:line="259" w:lineRule="auto"/>
+        <w:ind w:left="0" w:firstLine="0"/>
+        <w:rPr>
+          <w:sz w:val="28"/>
+          <w:u w:val="single" w:color="000000"/>
+        </w:rPr>
+      </w:pPr>
+    </w:p>
+    <w:p>
+      <w:pPr>
+        <w:spacing w:after="0" w:line="259" w:lineRule="auto"/>
+        <w:ind w:left="0" w:firstLine="0"/>
+        <w:rPr>
+          <w:sz w:val="28"/>
+          <w:u w:val="single" w:color="000000"/>
+        </w:rPr>
+      </w:pPr>
+      <w:r>
+        <w:rPr>
+          <w:noProof/>
+          <w:sz w:val="28"/>
+          <w:u w:val="single" w:color="000000"/>
+        </w:rPr>
+        <w:drawing>
+          <wp:anchor distT="0" distB="0" distL="114300" distR="114300" simplePos="0" relativeHeight="251662336" behindDoc="0" locked="0" layoutInCell="1" allowOverlap="1" wp14:anchorId="38E390BD" wp14:editId="3A17D115">
+            <wp:simplePos x="0" y="0"/>
+            <wp:positionH relativeFrom="page">
+              <wp:posOffset>74815</wp:posOffset>
+            </wp:positionH>
+            <wp:positionV relativeFrom="paragraph">
+              <wp:posOffset>313113</wp:posOffset>
+            </wp:positionV>
+            <wp:extent cx="7390014" cy="4837031"/>
+            <wp:effectExtent l="0" t="0" r="1905" b="1905"/>
+            <wp:wrapNone/>
+            <wp:docPr id="631879179" name="Picture 1"/>
+            <wp:cNvGraphicFramePr>
+              <a:graphicFrameLocks xmlns:a="http://schemas.openxmlformats.org/drawingml/2006/main" noChangeAspect="1"/>
+            </wp:cNvGraphicFramePr>
+            <a:graphic xmlns:a="http://schemas.openxmlformats.org/drawingml/2006/main">
+              <a:graphicData uri="http://schemas.openxmlformats.org/drawingml/2006/picture">
+                <pic:pic xmlns:pic="http://schemas.openxmlformats.org/drawingml/2006/picture">
+                  <pic:nvPicPr>
+                    <pic:cNvPr id="631879179" name=""/>
+                    <pic:cNvPicPr/>
+                  </pic:nvPicPr>
+                  <pic:blipFill>
+                    <a:blip r:embed="rId6">
+                      <a:extLst>
+                        <a:ext uri="{28A0092B-C50C-407E-A947-70E740481C1C}">
+                          <a14:useLocalDpi xmlns:a14="http://schemas.microsoft.com/office/drawing/2010/main" val="0"/>
+                        </a:ext>
+                      </a:extLst>
+                    </a:blip>
+                    <a:stretch>
+                      <a:fillRect/>
+                    </a:stretch>
+                  </pic:blipFill>
+                  <pic:spPr>
+                    <a:xfrm>
+                      <a:off x="0" y="0"/>
+                      <a:ext cx="7394267" cy="4839815"/>
+                    </a:xfrm>
+                    <a:prstGeom prst="rect">
+                      <a:avLst/>
+                    </a:prstGeom>
+                  </pic:spPr>
+                </pic:pic>
+              </a:graphicData>
+            </a:graphic>
+            <wp14:sizeRelH relativeFrom="page">
+              <wp14:pctWidth>0</wp14:pctWidth>
+            </wp14:sizeRelH>
+            <wp14:sizeRelV relativeFrom="page">
+              <wp14:pctHeight>0</wp14:pctHeight>
+            </wp14:sizeRelV>
+          </wp:anchor>
+        </w:drawing>
+      </w:r>
     </w:p>
     <w:p>
       <w:pPr>
@@ -876,7 +1074,7 @@
                           <pic:cNvPicPr/>
                         </pic:nvPicPr>
                         <pic:blipFill>
-                          <a:blip r:embed="rId5"/>
+                          <a:blip r:embed="rId7"/>
                           <a:stretch>
                             <a:fillRect/>
                           </a:stretch>
@@ -1136,7 +1334,7 @@
                   <o:lock v:ext="edit" aspectratio="t"/>
                 </v:shapetype>
                 <v:shape id="Picture 136" o:spid="_x0000_s1039" type="#_x0000_t75" style="position:absolute;top:274;width:70133;height:41485;visibility:visible;mso-wrap-style:square" o:gfxdata="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">
-                  <v:imagedata r:id="rId6" o:title=""/>
+                  <v:imagedata r:id="rId8" o:title=""/>
                 </v:shape>
                 <w10:anchorlock/>
               </v:group>
@@ -1160,15 +1358,7 @@
         <w:ind w:left="-5"/>
       </w:pPr>
       <w:r>
-        <w:t xml:space="preserve">It starts when the </w:t>
-      </w:r>
-      <w:proofErr w:type="spellStart"/>
-      <w:r>
-        <w:t>FireResponseStrategy</w:t>
-      </w:r>
-      <w:proofErr w:type="spellEnd"/>
-      <w:r>
-        <w:t xml:space="preserve">, in this case but can also be the </w:t>
+        <w:t xml:space="preserve">It starts when the FireResponseStrategy, in this case but can also be the </w:t>
       </w:r>
     </w:p>
     <w:p>
@@ -1176,11 +1366,9 @@
         <w:spacing w:after="15"/>
         <w:ind w:left="-5"/>
       </w:pPr>
-      <w:proofErr w:type="spellStart"/>
       <w:r>
         <w:t>MedicalResponseStrategy</w:t>
       </w:r>
-      <w:proofErr w:type="spellEnd"/>
       <w:r>
         <w:t xml:space="preserve"> depending on what is initialized, builds a </w:t>
       </w:r>
@@ -1191,15 +1379,7 @@
         <w:ind w:left="-5"/>
       </w:pPr>
       <w:r>
-        <w:t xml:space="preserve">SecureAreaCommand and runs it through a </w:t>
-      </w:r>
-      <w:proofErr w:type="spellStart"/>
-      <w:r>
-        <w:t>CommandInvoker</w:t>
-      </w:r>
-      <w:proofErr w:type="spellEnd"/>
-      <w:r>
-        <w:t xml:space="preserve">. The invoker doesn’t know what the command does  and just calls execute(), which is the command pattern inaction; the request is packaged as an object instead of being handled by a big if/else chain.  </w:t>
+        <w:t xml:space="preserve">SecureAreaCommand and runs it through a CommandInvoker. The invoker doesn’t know what the command does  and just calls execute(), which is the command pattern inaction; the request is packaged as an object instead of being handled by a big if/else chain.  </w:t>
       </w:r>
     </w:p>
     <w:p>
@@ -1208,21 +1388,8 @@
         <w:ind w:left="-5"/>
       </w:pPr>
       <w:r>
-        <w:t xml:space="preserve">When the command executes, it </w:t>
-      </w:r>
-      <w:proofErr w:type="spellStart"/>
-      <w:r>
-        <w:t>doesn’t’try</w:t>
-      </w:r>
-      <w:proofErr w:type="spellEnd"/>
-      <w:r>
-        <w:t xml:space="preserve"> to restrict the area itself. Instead, it asks the Incident for its </w:t>
-      </w:r>
-      <w:proofErr w:type="spellStart"/>
-      <w:r>
-        <w:t>EmergencyMediator</w:t>
-      </w:r>
-      <w:proofErr w:type="spellEnd"/>
+        <w:t>When the command executes, it doesn’t’try to restrict the area itself. Instead, it asks the Incident for its EmergencyMediator</w:t>
+      </w:r>
       <w:r>
         <w:t xml:space="preserve"> and notifies it that an area needs securing. This is the Mediator patter, SecureAreaCommand has no idea which teams or systems exist, it just reports the event, and the mediator decides who needs to react.  </w:t>
       </w:r>
@@ -1233,29 +1400,8 @@
         <w:ind w:left="-5"/>
       </w:pPr>
       <w:r>
-        <w:t xml:space="preserve">The mediator then calls </w:t>
-      </w:r>
-      <w:proofErr w:type="spellStart"/>
-      <w:r>
-        <w:t>restrictArea</w:t>
-      </w:r>
-      <w:proofErr w:type="spellEnd"/>
-      <w:r>
-        <w:t>() on the access control system. But the real access control hardware(</w:t>
-      </w:r>
-      <w:proofErr w:type="spellStart"/>
-      <w:r>
-        <w:t>LegacyAccessSystem</w:t>
-      </w:r>
-      <w:proofErr w:type="spellEnd"/>
-      <w:r>
-        <w:t xml:space="preserve">) uses old method names and different data types(zone codes and status numbers instead of area names and true/false). That’s where the </w:t>
-      </w:r>
-      <w:proofErr w:type="spellStart"/>
-      <w:r>
-        <w:t>AccessControlAdapter</w:t>
-      </w:r>
-      <w:proofErr w:type="spellEnd"/>
+        <w:t>The mediator then calls restrictArea() on the access control system. But the real access control hardware(LegacyAccessSystem) uses old method names and different data types(zone codes and status numbers instead of area names and true/false). That’s where the AccessControlAdapter</w:t>
+      </w:r>
       <w:r>
         <w:t xml:space="preserve"> comes in as it translates the mediator’s request into something the legacy system understands and translates the legacy system’s answer back into a simple </w:t>
       </w:r>
@@ -1270,15 +1416,7 @@
         <w:ind w:left="-5"/>
       </w:pPr>
       <w:r>
-        <w:t xml:space="preserve">There is also a realistic failure case in the diagram where if the zone is already restricted, the legacy system rejects the request, the adapter reports the failure, and the mediator logs it as a failed restriction instead of crashing.  </w:t>
-      </w:r>
-      <w:proofErr w:type="gramStart"/>
-      <w:r>
-        <w:t>So</w:t>
-      </w:r>
-      <w:proofErr w:type="gramEnd"/>
-      <w:r>
-        <w:t xml:space="preserve"> either way the mediator still tells the Facilities team to stand by and broadcast a message through the Communication service. Showing that the mediator keeps coordinating the response regardless of the outcome.  </w:t>
+        <w:t xml:space="preserve">There is also a realistic failure case in the diagram where if the zone is already restricted, the legacy system rejects the request, the adapter reports the failure, and the mediator logs it as a failed restriction instead of crashing.  So either way the mediator still tells the Facilities team to stand by and broadcast a message through the Communication service. Showing that the mediator keeps coordinating the response regardless of the outcome.  </w:t>
       </w:r>
     </w:p>
     <w:p>
@@ -1303,6 +1441,7 @@
         <w:rPr>
           <w:b/>
           <w:bCs/>
+          <w:noProof/>
           <w:u w:val="single"/>
         </w:rPr>
         <w:drawing>
@@ -1329,7 +1468,7 @@
                     <pic:cNvPicPr/>
                   </pic:nvPicPr>
                   <pic:blipFill>
-                    <a:blip r:embed="rId7">
+                    <a:blip r:embed="rId9">
                       <a:extLst>
                         <a:ext uri="{28A0092B-C50C-407E-A947-70E740481C1C}">
                           <a14:useLocalDpi xmlns:a14="http://schemas.microsoft.com/office/drawing/2010/main" val="0"/>
@@ -1399,6 +1538,9 @@
         <w:ind w:left="0" w:firstLine="0"/>
       </w:pPr>
       <w:r>
+        <w:rPr>
+          <w:noProof/>
+        </w:rPr>
         <w:lastRenderedPageBreak/>
         <w:drawing>
           <wp:anchor distT="0" distB="0" distL="114300" distR="114300" simplePos="0" relativeHeight="251660288" behindDoc="0" locked="0" layoutInCell="1" allowOverlap="1" wp14:anchorId="15D75A08" wp14:editId="518EE86F">
@@ -1424,7 +1566,7 @@
                     <pic:cNvPicPr/>
                   </pic:nvPicPr>
                   <pic:blipFill>
-                    <a:blip r:embed="rId8">
+                    <a:blip r:embed="rId10">
                       <a:extLst>
                         <a:ext uri="{28A0092B-C50C-407E-A947-70E740481C1C}">
                           <a14:useLocalDpi xmlns:a14="http://schemas.microsoft.com/office/drawing/2010/main" val="0"/>
@@ -1580,7 +1722,7 @@
                     <pic:cNvPicPr/>
                   </pic:nvPicPr>
                   <pic:blipFill>
-                    <a:blip r:embed="rId9"/>
+                    <a:blip r:embed="rId11"/>
                     <a:stretch>
                       <a:fillRect/>
                     </a:stretch>
@@ -1626,61 +1768,29 @@
       </w:pPr>
       <w:r>
         <w:lastRenderedPageBreak/>
-        <w:t xml:space="preserve">Command: docker compose run --rm </w:t>
-      </w:r>
-      <w:proofErr w:type="spellStart"/>
-      <w:r>
-        <w:t>campusguard</w:t>
-      </w:r>
-      <w:proofErr w:type="spellEnd"/>
+        <w:t xml:space="preserve">Command: docker compose run --rm campusguard valgrind --leak-check=full --showleak-kinds=all ./campusguard </w:t>
+      </w:r>
+    </w:p>
+    <w:p>
+      <w:pPr>
+        <w:spacing w:after="184" w:line="259" w:lineRule="auto"/>
+        <w:ind w:left="0" w:firstLine="0"/>
+      </w:pPr>
       <w:r>
         <w:t xml:space="preserve"> </w:t>
       </w:r>
-      <w:proofErr w:type="spellStart"/>
-      <w:r>
-        <w:t>valgrind</w:t>
-      </w:r>
-      <w:proofErr w:type="spellEnd"/>
-      <w:r>
-        <w:t xml:space="preserve"> --leak-check=full --</w:t>
-      </w:r>
-      <w:proofErr w:type="spellStart"/>
-      <w:r>
-        <w:t>showleak</w:t>
-      </w:r>
-      <w:proofErr w:type="spellEnd"/>
-      <w:r>
-        <w:t>-kinds=all ./</w:t>
-      </w:r>
-      <w:proofErr w:type="spellStart"/>
-      <w:r>
-        <w:t>campusguard</w:t>
-      </w:r>
-      <w:proofErr w:type="spellEnd"/>
+    </w:p>
+    <w:p>
+      <w:pPr>
+        <w:spacing w:after="180" w:line="259" w:lineRule="auto"/>
+        <w:ind w:left="0" w:firstLine="0"/>
+      </w:pPr>
       <w:r>
         <w:t xml:space="preserve"> </w:t>
       </w:r>
     </w:p>
     <w:p>
       <w:pPr>
-        <w:spacing w:after="184" w:line="259" w:lineRule="auto"/>
-        <w:ind w:left="0" w:firstLine="0"/>
-      </w:pPr>
-      <w:r>
-        <w:t xml:space="preserve"> </w:t>
-      </w:r>
-    </w:p>
-    <w:p>
-      <w:pPr>
-        <w:spacing w:after="180" w:line="259" w:lineRule="auto"/>
-        <w:ind w:left="0" w:firstLine="0"/>
-      </w:pPr>
-      <w:r>
-        <w:t xml:space="preserve"> </w:t>
-      </w:r>
-    </w:p>
-    <w:p>
-      <w:pPr>
         <w:ind w:left="-5" w:right="34"/>
       </w:pPr>
       <w:r>
@@ -1706,21 +1816,8 @@
         <w:ind w:left="-5" w:right="34"/>
       </w:pPr>
       <w:r>
-        <w:t xml:space="preserve">The implementation was changed so that </w:t>
-      </w:r>
-      <w:proofErr w:type="spellStart"/>
-      <w:r>
-        <w:t>DispatchUnitCommand</w:t>
-      </w:r>
-      <w:proofErr w:type="spellEnd"/>
-      <w:r>
-        <w:t xml:space="preserve"> sends an event containing the actual dispatched unit, using the format UNIT_DISPATCHED:&lt;</w:t>
-      </w:r>
-      <w:proofErr w:type="spellStart"/>
-      <w:r>
-        <w:t>UnitType</w:t>
-      </w:r>
-      <w:proofErr w:type="spellEnd"/>
+        <w:t>The implementation was changed so that DispatchUnitCommand sends an event containing the actual dispatched unit, using the format UNIT_DISPATCHED:&lt;UnitType</w:t>
+      </w:r>
       <w:r>
         <w:t xml:space="preserve">&gt;. The Mediator then extracts the unit type and routes the incident to the appropriate response component. </w:t>
       </w:r>
@@ -1758,7 +1855,7 @@
                     <pic:cNvPicPr/>
                   </pic:nvPicPr>
                   <pic:blipFill>
-                    <a:blip r:embed="rId10"/>
+                    <a:blip r:embed="rId12"/>
                     <a:stretch>
                       <a:fillRect/>
                     </a:stretch>
@@ -1805,15 +1902,7 @@
         <w:ind w:left="-5" w:right="34"/>
       </w:pPr>
       <w:r>
-        <w:t xml:space="preserve">GDB was used to inspect the values entering </w:t>
-      </w:r>
-      <w:proofErr w:type="spellStart"/>
-      <w:r>
-        <w:t>EmergencyMediator</w:t>
-      </w:r>
-      <w:proofErr w:type="spellEnd"/>
-      <w:r>
-        <w:t xml:space="preserve">::notify(). The </w:t>
+        <w:t xml:space="preserve">GDB was used to inspect the values entering EmergencyMediator::notify(). The </w:t>
       </w:r>
     </w:p>
     <w:p>
@@ -1829,13 +1918,8 @@
       <w:pPr>
         <w:ind w:left="-5" w:right="34"/>
       </w:pPr>
-      <w:proofErr w:type="spellStart"/>
-      <w:r>
-        <w:t>UNIT_DISPATCHED:Security</w:t>
-      </w:r>
-      <w:proofErr w:type="spellEnd"/>
-      <w:r>
-        <w:t xml:space="preserve">, confirming that the actual dispatched unit was available to the Mediator. </w:t>
+      <w:r>
+        <w:t xml:space="preserve">UNIT_DISPATCHED:Security, confirming that the actual dispatched unit was available to the Mediator. </w:t>
       </w:r>
     </w:p>
     <w:p>
@@ -1872,7 +1956,7 @@
                     <pic:cNvPicPr/>
                   </pic:nvPicPr>
                   <pic:blipFill>
-                    <a:blip r:embed="rId11"/>
+                    <a:blip r:embed="rId13"/>
                     <a:stretch>
                       <a:fillRect/>
                     </a:stretch>
@@ -1924,39 +2008,10 @@
         <w:t>GDB Investigation:</w:t>
       </w:r>
       <w:r>
-        <w:t xml:space="preserve"> During development, a routing issue was identified in the Mediator where response-unit handling needed to be based on the actual dispatched unit. GDB was used to inspect the event received by </w:t>
-      </w:r>
-      <w:proofErr w:type="spellStart"/>
-      <w:r>
-        <w:t>EmergencyMediator</w:t>
-      </w:r>
-      <w:proofErr w:type="spellEnd"/>
-      <w:r>
-        <w:t xml:space="preserve">::notify(). The debugger showed events such as </w:t>
-      </w:r>
-      <w:proofErr w:type="spellStart"/>
-      <w:r>
-        <w:t>UNIT_DISPATCHED:Security</w:t>
-      </w:r>
-      <w:proofErr w:type="spellEnd"/>
-      <w:r>
-        <w:t xml:space="preserve"> and </w:t>
-      </w:r>
-      <w:proofErr w:type="spellStart"/>
-      <w:r>
-        <w:t>UNIT_DISPATCHED:Facilities</w:t>
-      </w:r>
-      <w:proofErr w:type="spellEnd"/>
-      <w:r>
-        <w:t>. Stepping through the Mediator confirmed that the unit type was extracted from the event and used to select the appropriate response component. For the Facilities case, execution reached the Facilities branch and facilities-&gt;</w:t>
-      </w:r>
-      <w:proofErr w:type="spellStart"/>
-      <w:r>
-        <w:t>handleIncident</w:t>
-      </w:r>
-      <w:proofErr w:type="spellEnd"/>
-      <w:r>
-        <w:t xml:space="preserve">(incident) was called for incident INC-002. </w:t>
+        <w:t xml:space="preserve"> During development, a routing issue was identified in the Mediator where response-unit handling needed to be based on the actual dispatched unit. GDB was used to inspect the event received by EmergencyMediator::notify(). The debugger showed events such as UNIT_DISPATCHED:Security and UNIT_DISPATCHED:Facilities</w:t>
+      </w:r>
+      <w:r>
+        <w:t xml:space="preserve">. Stepping through the Mediator confirmed that the unit type was extracted from the event and used to select the appropriate response component. For the Facilities case, execution reached the Facilities branch and facilities-&gt;handleIncident(incident) was called for incident INC-002. </w:t>
       </w:r>
     </w:p>
     <w:p>
@@ -1973,15 +2028,7 @@
         <w:t xml:space="preserve"> </w:t>
       </w:r>
       <w:r>
-        <w:t>The investigation confirmed that the corrected Mediator routing uses the dispatched unit contained in the event rather than relying on the incident type. The behaviour was verified for both Security and Facilities dispatches during the two end-</w:t>
-      </w:r>
-      <w:proofErr w:type="spellStart"/>
-      <w:r>
-        <w:t>toend</w:t>
-      </w:r>
-      <w:proofErr w:type="spellEnd"/>
-      <w:r>
-        <w:t xml:space="preserve"> response scenarios. </w:t>
+        <w:t xml:space="preserve">The investigation confirmed that the corrected Mediator routing uses the dispatched unit contained in the event rather than relying on the incident type. The behaviour was verified for both Security and Facilities dispatches during the two end-toend response scenarios. </w:t>
       </w:r>
     </w:p>
     <w:p>
@@ -1989,55 +2036,7 @@
         <w:ind w:left="-5" w:right="34"/>
       </w:pPr>
       <w:r>
-        <w:t xml:space="preserve">Command:  docker compose run --rm </w:t>
-      </w:r>
-      <w:proofErr w:type="spellStart"/>
-      <w:r>
-        <w:t>campusguard</w:t>
-      </w:r>
-      <w:proofErr w:type="spellEnd"/>
-      <w:r>
-        <w:t xml:space="preserve"> bash -c "g++ -std=</w:t>
-      </w:r>
-      <w:proofErr w:type="spellStart"/>
-      <w:r>
-        <w:t>c++</w:t>
-      </w:r>
-      <w:proofErr w:type="spellEnd"/>
-      <w:r>
-        <w:t>11 -g *.</w:t>
-      </w:r>
-      <w:proofErr w:type="spellStart"/>
-      <w:r>
-        <w:t>cpp</w:t>
-      </w:r>
-      <w:proofErr w:type="spellEnd"/>
-      <w:r>
-        <w:t xml:space="preserve"> -o </w:t>
-      </w:r>
-      <w:proofErr w:type="spellStart"/>
-      <w:r>
-        <w:t>campusguard</w:t>
-      </w:r>
-      <w:proofErr w:type="spellEnd"/>
-      <w:r>
-        <w:t xml:space="preserve"> &amp;&amp; </w:t>
-      </w:r>
-      <w:proofErr w:type="spellStart"/>
-      <w:r>
-        <w:t>gdb</w:t>
-      </w:r>
-      <w:proofErr w:type="spellEnd"/>
-      <w:r>
-        <w:t xml:space="preserve"> ./</w:t>
-      </w:r>
-      <w:proofErr w:type="spellStart"/>
-      <w:r>
-        <w:t>campusguard</w:t>
-      </w:r>
-      <w:proofErr w:type="spellEnd"/>
-      <w:r>
-        <w:t xml:space="preserve">" </w:t>
+        <w:t xml:space="preserve">Command:  docker compose run --rm campusguard bash -c "g++ -std=c++11 -g *.cpp -o campusguard &amp;&amp; gdb ./campusguard" </w:t>
       </w:r>
     </w:p>
     <w:sectPr>
@@ -2047,6 +2046,127 @@
     </w:sectPr>
   </w:body>
 </w:document>
+</file>
+
+<file path=word/numbering.xml><?xml version="1.0" encoding="utf-8"?>
+<w:numbering xmlns:wpc="http://schemas.microsoft.com/office/word/2010/wordprocessingCanvas" xmlns:cx="http://schemas.microsoft.com/office/drawing/2014/chartex" xmlns:cx1="http://schemas.microsoft.com/office/drawing/2015/9/8/chartex" xmlns:cx2="http://schemas.microsoft.com/office/drawing/2015/10/21/chartex" xmlns:cx3="http://schemas.microsoft.com/office/drawing/2016/5/9/chartex" xmlns:cx4="http://schemas.microsoft.com/office/drawing/2016/5/10/chartex" xmlns:cx5="http://schemas.microsoft.com/office/drawing/2016/5/11/chartex" xmlns:cx6="http://schemas.microsoft.com/office/drawing/2016/5/12/chartex" xmlns:cx7="http://schemas.microsoft.com/office/drawing/2016/5/13/chartex" xmlns:cx8="http://schemas.microsoft.com/office/drawing/2016/5/14/chartex" xmlns:mc="http://schemas.openxmlformats.org/markup-compatibility/2006" xmlns:aink="http://schemas.microsoft.com/office/drawing/2016/ink" xmlns:am3d="http://schemas.microsoft.com/office/drawing/2017/model3d" xmlns:o="urn:schemas-microsoft-com:office:office" xmlns:oel="http://schemas.microsoft.com/office/2019/extlst" xmlns:r="http://schemas.openxmlformats.org/officeDocument/2006/relationships" xmlns:m="http://schemas.openxmlformats.org/officeDocument/2006/math" xmlns:v="urn:schemas-microsoft-com:vml" xmlns:wp14="http://schemas.microsoft.com/office/word/2010/wordprocessingDrawing" xmlns:wp="http://schemas.openxmlformats.org/drawingml/2006/wordprocessingDrawing" xmlns:w10="urn:schemas-microsoft-com:office:word" xmlns:w="http://schemas.openxmlformats.org/wordprocessingml/2006/main" xmlns:w14="http://schemas.microsoft.com/office/word/2010/wordml" xmlns:w15="http://schemas.microsoft.com/office/word/2012/wordml" xmlns:w16cex="http://schemas.microsoft.com/office/word/2018/wordml/cex" xmlns:w16cid="http://schemas.microsoft.com/office/word/2016/wordml/cid" xmlns:w16="http://schemas.microsoft.com/office/word/2018/wordml" xmlns:w16du="http://schemas.microsoft.com/office/word/2023/wordml/word16du" xmlns:w16sdtdh="http://schemas.microsoft.com/office/word/2020/wordml/sdtdatahash" xmlns:w16sdtfl="http://schemas.microsoft.com/office/word/2024/wordml/sdtformatlock" xmlns:w16se="http://schemas.microsoft.com/office/word/2015/wordml/symex" xmlns:wpg="http://schemas.microsoft.com/office/word/2010/wordprocessingGroup" xmlns:wpi="http://schemas.microsoft.com/office/word/2010/wordprocessingInk" xmlns:wne="http://schemas.microsoft.com/office/word/2006/wordml" xmlns:wps="http://schemas.microsoft.com/office/word/2010/wordprocessingShape" mc:Ignorable="w14 w15 w16se w16cid w16 w16cex w16sdtdh w16sdtfl w16du wp14">
+  <w:abstractNum w:abstractNumId="0" w15:restartNumberingAfterBreak="0">
+    <w:nsid w:val="4E0D01B5"/>
+    <w:multiLevelType w:val="hybridMultilevel"/>
+    <w:tmpl w:val="2690BBA4"/>
+    <w:lvl w:ilvl="0" w:tplc="1E9CC4CA">
+      <w:start w:val="8"/>
+      <w:numFmt w:val="bullet"/>
+      <w:lvlText w:val=""/>
+      <w:lvlJc w:val="left"/>
+      <w:pPr>
+        <w:ind w:left="720" w:hanging="360"/>
+      </w:pPr>
+      <w:rPr>
+        <w:rFonts w:ascii="Symbol" w:eastAsia="Calibri" w:hAnsi="Symbol" w:cs="Calibri" w:hint="default"/>
+      </w:rPr>
+    </w:lvl>
+    <w:lvl w:ilvl="1" w:tplc="1C090003" w:tentative="1">
+      <w:start w:val="1"/>
+      <w:numFmt w:val="bullet"/>
+      <w:lvlText w:val="o"/>
+      <w:lvlJc w:val="left"/>
+      <w:pPr>
+        <w:ind w:left="1440" w:hanging="360"/>
+      </w:pPr>
+      <w:rPr>
+        <w:rFonts w:ascii="Courier New" w:hAnsi="Courier New" w:cs="Courier New" w:hint="default"/>
+      </w:rPr>
+    </w:lvl>
+    <w:lvl w:ilvl="2" w:tplc="1C090005" w:tentative="1">
+      <w:start w:val="1"/>
+      <w:numFmt w:val="bullet"/>
+      <w:lvlText w:val=""/>
+      <w:lvlJc w:val="left"/>
+      <w:pPr>
+        <w:ind w:left="2160" w:hanging="360"/>
+      </w:pPr>
+      <w:rPr>
+        <w:rFonts w:ascii="Wingdings" w:hAnsi="Wingdings" w:hint="default"/>
+      </w:rPr>
+    </w:lvl>
+    <w:lvl w:ilvl="3" w:tplc="1C090001" w:tentative="1">
+      <w:start w:val="1"/>
+      <w:numFmt w:val="bullet"/>
+      <w:lvlText w:val=""/>
+      <w:lvlJc w:val="left"/>
+      <w:pPr>
+        <w:ind w:left="2880" w:hanging="360"/>
+      </w:pPr>
+      <w:rPr>
+        <w:rFonts w:ascii="Symbol" w:hAnsi="Symbol" w:hint="default"/>
+      </w:rPr>
+    </w:lvl>
+    <w:lvl w:ilvl="4" w:tplc="1C090003" w:tentative="1">
+      <w:start w:val="1"/>
+      <w:numFmt w:val="bullet"/>
+      <w:lvlText w:val="o"/>
+      <w:lvlJc w:val="left"/>
+      <w:pPr>
+        <w:ind w:left="3600" w:hanging="360"/>
+      </w:pPr>
+      <w:rPr>
+        <w:rFonts w:ascii="Courier New" w:hAnsi="Courier New" w:cs="Courier New" w:hint="default"/>
+      </w:rPr>
+    </w:lvl>
+    <w:lvl w:ilvl="5" w:tplc="1C090005" w:tentative="1">
+      <w:start w:val="1"/>
+      <w:numFmt w:val="bullet"/>
+      <w:lvlText w:val=""/>
+      <w:lvlJc w:val="left"/>
+      <w:pPr>
+        <w:ind w:left="4320" w:hanging="360"/>
+      </w:pPr>
+      <w:rPr>
+        <w:rFonts w:ascii="Wingdings" w:hAnsi="Wingdings" w:hint="default"/>
+      </w:rPr>
+    </w:lvl>
+    <w:lvl w:ilvl="6" w:tplc="1C090001" w:tentative="1">
+      <w:start w:val="1"/>
+      <w:numFmt w:val="bullet"/>
+      <w:lvlText w:val=""/>
+      <w:lvlJc w:val="left"/>
+      <w:pPr>
+        <w:ind w:left="5040" w:hanging="360"/>
+      </w:pPr>
+      <w:rPr>
+        <w:rFonts w:ascii="Symbol" w:hAnsi="Symbol" w:hint="default"/>
+      </w:rPr>
+    </w:lvl>
+    <w:lvl w:ilvl="7" w:tplc="1C090003" w:tentative="1">
+      <w:start w:val="1"/>
+      <w:numFmt w:val="bullet"/>
+      <w:lvlText w:val="o"/>
+      <w:lvlJc w:val="left"/>
+      <w:pPr>
+        <w:ind w:left="5760" w:hanging="360"/>
+      </w:pPr>
+      <w:rPr>
+        <w:rFonts w:ascii="Courier New" w:hAnsi="Courier New" w:cs="Courier New" w:hint="default"/>
+      </w:rPr>
+    </w:lvl>
+    <w:lvl w:ilvl="8" w:tplc="1C090005" w:tentative="1">
+      <w:start w:val="1"/>
+      <w:numFmt w:val="bullet"/>
+      <w:lvlText w:val=""/>
+      <w:lvlJc w:val="left"/>
+      <w:pPr>
+        <w:ind w:left="6480" w:hanging="360"/>
+      </w:pPr>
+      <w:rPr>
+        <w:rFonts w:ascii="Wingdings" w:hAnsi="Wingdings" w:hint="default"/>
+      </w:rPr>
+    </w:lvl>
+  </w:abstractNum>
+  <w:num w:numId="1" w16cid:durableId="1439641796">
+    <w:abstractNumId w:val="0"/>
+  </w:num>
+</w:numbering>
 </file>
 
 <file path=word/styles.xml><?xml version="1.0" encoding="utf-8"?>
@@ -2554,6 +2674,17 @@
       <w:szCs w:val="32"/>
     </w:rPr>
   </w:style>
+  <w:style w:type="paragraph" w:styleId="ListParagraph">
+    <w:name w:val="List Paragraph"/>
+    <w:basedOn w:val="Normal"/>
+    <w:uiPriority w:val="34"/>
+    <w:qFormat/>
+    <w:rsid w:val="008655BE"/>
+    <w:pPr>
+      <w:ind w:left="720"/>
+      <w:contextualSpacing/>
+    </w:pPr>
+  </w:style>
 </w:styles>
 </file>
 

--- a/Prac5.docx
+++ b/Prac5.docx
@@ -24,17 +24,29 @@
     <w:p/>
     <w:p>
       <w:r>
-        <w:t>Sergio Ferreira - 25247418</w:t>
+        <w:t xml:space="preserve">Sergio Ferreira - </w:t>
+      </w:r>
+      <w:r>
+        <w:t>u</w:t>
+      </w:r>
+      <w:r>
+        <w:t>25247418</w:t>
       </w:r>
     </w:p>
     <w:p>
       <w:r>
         <w:t xml:space="preserve">Manasse -  </w:t>
       </w:r>
+      <w:r>
+        <w:t xml:space="preserve"> u25030338</w:t>
+      </w:r>
     </w:p>
     <w:p>
       <w:r>
         <w:t xml:space="preserve">Blossom -  </w:t>
+      </w:r>
+      <w:r>
+        <w:t>u24577988</w:t>
       </w:r>
     </w:p>
     <w:p>
@@ -113,7 +125,7 @@
                     <pic:cNvPicPr/>
                   </pic:nvPicPr>
                   <pic:blipFill>
-                    <a:blip r:embed="rId4">
+                    <a:blip r:embed="rId5">
                       <a:extLst>
                         <a:ext uri="{28A0092B-C50C-407E-A947-70E740481C1C}">
                           <a14:useLocalDpi xmlns:a14="http://schemas.microsoft.com/office/drawing/2010/main" val="0"/>
@@ -355,18 +367,47 @@
     </w:p>
     <w:p>
       <w:pPr>
+        <w:spacing w:after="160" w:line="278" w:lineRule="auto"/>
+        <w:ind w:left="0" w:firstLine="0"/>
+        <w:rPr>
+          <w:sz w:val="28"/>
+          <w:u w:val="single" w:color="000000"/>
+        </w:rPr>
+      </w:pPr>
+      <w:r>
+        <w:rPr>
+          <w:sz w:val="28"/>
+          <w:u w:val="single" w:color="000000"/>
+        </w:rPr>
+        <w:br w:type="page"/>
+      </w:r>
+    </w:p>
+    <w:p>
+      <w:pPr>
+        <w:pStyle w:val="ListParagraph"/>
+        <w:numPr>
+          <w:ilvl w:val="0"/>
+          <w:numId w:val="1"/>
+        </w:numPr>
         <w:spacing w:after="0" w:line="259" w:lineRule="auto"/>
-        <w:ind w:left="0" w:firstLine="0"/>
-        <w:rPr>
-          <w:sz w:val="28"/>
-          <w:u w:val="single" w:color="000000"/>
-        </w:rPr>
-      </w:pPr>
+        <w:rPr>
+          <w:sz w:val="28"/>
+          <w:u w:val="single" w:color="000000"/>
+        </w:rPr>
+      </w:pPr>
+      <w:r>
+        <w:rPr>
+          <w:sz w:val="28"/>
+          <w:u w:val="single" w:color="000000"/>
+        </w:rPr>
+        <w:lastRenderedPageBreak/>
+        <w:t xml:space="preserve">Sequence diagram </w:t>
+      </w:r>
     </w:p>
     <w:p>
       <w:pPr>
         <w:spacing w:after="0" w:line="259" w:lineRule="auto"/>
-        <w:ind w:left="0" w:firstLine="0"/>
+        <w:ind w:left="360" w:firstLine="0"/>
         <w:rPr>
           <w:sz w:val="28"/>
           <w:u w:val="single" w:color="000000"/>
@@ -376,12 +417,65 @@
     <w:p>
       <w:pPr>
         <w:spacing w:after="0" w:line="259" w:lineRule="auto"/>
-        <w:ind w:left="0" w:firstLine="0"/>
-        <w:rPr>
-          <w:sz w:val="28"/>
-          <w:u w:val="single" w:color="000000"/>
-        </w:rPr>
-      </w:pPr>
+        <w:ind w:left="360" w:firstLine="0"/>
+        <w:rPr>
+          <w:sz w:val="28"/>
+          <w:u w:val="single" w:color="000000"/>
+        </w:rPr>
+      </w:pPr>
+      <w:r>
+        <w:rPr>
+          <w:noProof/>
+        </w:rPr>
+        <w:drawing>
+          <wp:inline distT="0" distB="0" distL="0" distR="0" wp14:anchorId="04A755C1" wp14:editId="30B68855">
+            <wp:extent cx="5728970" cy="5182235"/>
+            <wp:effectExtent l="0" t="0" r="5080" b="0"/>
+            <wp:docPr id="64107337" name="Picture 13"/>
+            <wp:cNvGraphicFramePr>
+              <a:graphicFrameLocks xmlns:a="http://schemas.openxmlformats.org/drawingml/2006/main" noChangeAspect="1"/>
+            </wp:cNvGraphicFramePr>
+            <a:graphic xmlns:a="http://schemas.openxmlformats.org/drawingml/2006/main">
+              <a:graphicData uri="http://schemas.openxmlformats.org/drawingml/2006/picture">
+                <pic:pic xmlns:pic="http://schemas.openxmlformats.org/drawingml/2006/picture">
+                  <pic:nvPicPr>
+                    <pic:cNvPr id="0" name="Picture 1"/>
+                    <pic:cNvPicPr>
+                      <a:picLocks noChangeAspect="1" noChangeArrowheads="1"/>
+                    </pic:cNvPicPr>
+                  </pic:nvPicPr>
+                  <pic:blipFill>
+                    <a:blip r:embed="rId6" cstate="print">
+                      <a:extLst>
+                        <a:ext uri="{28A0092B-C50C-407E-A947-70E740481C1C}">
+                          <a14:useLocalDpi xmlns:a14="http://schemas.microsoft.com/office/drawing/2010/main" val="0"/>
+                        </a:ext>
+                      </a:extLst>
+                    </a:blip>
+                    <a:srcRect/>
+                    <a:stretch>
+                      <a:fillRect/>
+                    </a:stretch>
+                  </pic:blipFill>
+                  <pic:spPr bwMode="auto">
+                    <a:xfrm>
+                      <a:off x="0" y="0"/>
+                      <a:ext cx="5728970" cy="5182235"/>
+                    </a:xfrm>
+                    <a:prstGeom prst="rect">
+                      <a:avLst/>
+                    </a:prstGeom>
+                    <a:noFill/>
+                    <a:ln>
+                      <a:noFill/>
+                    </a:ln>
+                  </pic:spPr>
+                </pic:pic>
+              </a:graphicData>
+            </a:graphic>
+          </wp:inline>
+        </w:drawing>
+      </w:r>
     </w:p>
     <w:p>
       <w:pPr>
@@ -397,13 +491,49 @@
       <w:pPr>
         <w:spacing w:after="0" w:line="259" w:lineRule="auto"/>
         <w:ind w:left="0" w:firstLine="0"/>
-      </w:pPr>
-      <w:r>
-        <w:rPr>
-          <w:sz w:val="28"/>
-          <w:u w:val="single" w:color="000000"/>
-        </w:rPr>
-        <w:lastRenderedPageBreak/>
+        <w:rPr>
+          <w:sz w:val="28"/>
+          <w:u w:val="single" w:color="000000"/>
+        </w:rPr>
+      </w:pPr>
+      <w:r>
+        <w:rPr>
+          <w:sz w:val="28"/>
+          <w:u w:val="single" w:color="000000"/>
+        </w:rPr>
+        <w:br w:type="page"/>
+      </w:r>
+    </w:p>
+    <w:p>
+      <w:pPr>
+        <w:spacing w:after="0" w:line="259" w:lineRule="auto"/>
+        <w:ind w:left="0" w:firstLine="0"/>
+        <w:rPr>
+          <w:sz w:val="28"/>
+          <w:u w:val="single" w:color="000000"/>
+        </w:rPr>
+      </w:pPr>
+    </w:p>
+    <w:p>
+      <w:pPr>
+        <w:spacing w:after="0" w:line="259" w:lineRule="auto"/>
+        <w:ind w:left="0" w:firstLine="0"/>
+        <w:rPr>
+          <w:sz w:val="28"/>
+          <w:u w:val="single" w:color="000000"/>
+        </w:rPr>
+      </w:pPr>
+    </w:p>
+    <w:p>
+      <w:pPr>
+        <w:spacing w:after="0" w:line="259" w:lineRule="auto"/>
+        <w:ind w:left="0" w:firstLine="0"/>
+      </w:pPr>
+      <w:r>
+        <w:rPr>
+          <w:sz w:val="28"/>
+          <w:u w:val="single" w:color="000000"/>
+        </w:rPr>
         <w:t>2</w:t>
       </w:r>
       <w:r>
@@ -876,7 +1006,7 @@
                           <pic:cNvPicPr/>
                         </pic:nvPicPr>
                         <pic:blipFill>
-                          <a:blip r:embed="rId5"/>
+                          <a:blip r:embed="rId7"/>
                           <a:stretch>
                             <a:fillRect/>
                           </a:stretch>
@@ -1136,7 +1266,7 @@
                   <o:lock v:ext="edit" aspectratio="t"/>
                 </v:shapetype>
                 <v:shape id="Picture 136" o:spid="_x0000_s1039" type="#_x0000_t75" style="position:absolute;top:274;width:70133;height:41485;visibility:visible;mso-wrap-style:square" o:gfxdata="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">
-                  <v:imagedata r:id="rId6" o:title=""/>
+                  <v:imagedata r:id="rId8" o:title=""/>
                 </v:shape>
                 <w10:anchorlock/>
               </v:group>
@@ -1257,11 +1387,11 @@
       </w:r>
       <w:proofErr w:type="spellEnd"/>
       <w:r>
-        <w:t xml:space="preserve"> comes in as it translates the mediator’s request into something the legacy system understands and translates the legacy system’s answer back into a simple </w:t>
+        <w:t xml:space="preserve"> comes in as it translates the mediator’s request into something </w:t>
       </w:r>
       <w:r>
         <w:lastRenderedPageBreak/>
-        <w:t xml:space="preserve">true/false the mediator can use. This is the Adapter patter; it lets two incompatible interfaces talk to each other without either side changing.  </w:t>
+        <w:t xml:space="preserve">the legacy system understands and translates the legacy system’s answer back into a simple true/false the mediator can use. This is the Adapter patter; it lets two incompatible interfaces talk to each other without either side changing.  </w:t>
       </w:r>
     </w:p>
     <w:p>
@@ -1303,6 +1433,7 @@
         <w:rPr>
           <w:b/>
           <w:bCs/>
+          <w:noProof/>
           <w:u w:val="single"/>
         </w:rPr>
         <w:drawing>
@@ -1329,7 +1460,7 @@
                     <pic:cNvPicPr/>
                   </pic:nvPicPr>
                   <pic:blipFill>
-                    <a:blip r:embed="rId7">
+                    <a:blip r:embed="rId9">
                       <a:extLst>
                         <a:ext uri="{28A0092B-C50C-407E-A947-70E740481C1C}">
                           <a14:useLocalDpi xmlns:a14="http://schemas.microsoft.com/office/drawing/2010/main" val="0"/>
@@ -1399,15 +1530,18 @@
         <w:ind w:left="0" w:firstLine="0"/>
       </w:pPr>
       <w:r>
+        <w:rPr>
+          <w:noProof/>
+        </w:rPr>
         <w:lastRenderedPageBreak/>
         <w:drawing>
-          <wp:anchor distT="0" distB="0" distL="114300" distR="114300" simplePos="0" relativeHeight="251660288" behindDoc="0" locked="0" layoutInCell="1" allowOverlap="1" wp14:anchorId="15D75A08" wp14:editId="518EE86F">
+          <wp:anchor distT="0" distB="0" distL="114300" distR="114300" simplePos="0" relativeHeight="251660288" behindDoc="0" locked="0" layoutInCell="1" allowOverlap="1" wp14:anchorId="15D75A08" wp14:editId="3DFF3D94">
             <wp:simplePos x="0" y="0"/>
             <wp:positionH relativeFrom="column">
-              <wp:posOffset>-157884</wp:posOffset>
+              <wp:posOffset>-325120</wp:posOffset>
             </wp:positionH>
             <wp:positionV relativeFrom="paragraph">
-              <wp:posOffset>-858751</wp:posOffset>
+              <wp:posOffset>-805180</wp:posOffset>
             </wp:positionV>
             <wp:extent cx="6766098" cy="5631638"/>
             <wp:effectExtent l="0" t="0" r="0" b="7620"/>
@@ -1424,7 +1558,7 @@
                     <pic:cNvPicPr/>
                   </pic:nvPicPr>
                   <pic:blipFill>
-                    <a:blip r:embed="rId8">
+                    <a:blip r:embed="rId10">
                       <a:extLst>
                         <a:ext uri="{28A0092B-C50C-407E-A947-70E740481C1C}">
                           <a14:useLocalDpi xmlns:a14="http://schemas.microsoft.com/office/drawing/2010/main" val="0"/>
@@ -1580,7 +1714,7 @@
                     <pic:cNvPicPr/>
                   </pic:nvPicPr>
                   <pic:blipFill>
-                    <a:blip r:embed="rId9"/>
+                    <a:blip r:embed="rId11"/>
                     <a:stretch>
                       <a:fillRect/>
                     </a:stretch>
@@ -1758,7 +1892,7 @@
                     <pic:cNvPicPr/>
                   </pic:nvPicPr>
                   <pic:blipFill>
-                    <a:blip r:embed="rId10"/>
+                    <a:blip r:embed="rId12"/>
                     <a:stretch>
                       <a:fillRect/>
                     </a:stretch>
@@ -1872,7 +2006,7 @@
                     <pic:cNvPicPr/>
                   </pic:nvPicPr>
                   <pic:blipFill>
-                    <a:blip r:embed="rId11"/>
+                    <a:blip r:embed="rId13"/>
                     <a:stretch>
                       <a:fillRect/>
                     </a:stretch>
@@ -2047,6 +2181,103 @@
     </w:sectPr>
   </w:body>
 </w:document>
+</file>
+
+<file path=word/numbering.xml><?xml version="1.0" encoding="utf-8"?>
+<w:numbering xmlns:wpc="http://schemas.microsoft.com/office/word/2010/wordprocessingCanvas" xmlns:cx="http://schemas.microsoft.com/office/drawing/2014/chartex" xmlns:cx1="http://schemas.microsoft.com/office/drawing/2015/9/8/chartex" xmlns:cx2="http://schemas.microsoft.com/office/drawing/2015/10/21/chartex" xmlns:cx3="http://schemas.microsoft.com/office/drawing/2016/5/9/chartex" xmlns:cx4="http://schemas.microsoft.com/office/drawing/2016/5/10/chartex" xmlns:cx5="http://schemas.microsoft.com/office/drawing/2016/5/11/chartex" xmlns:cx6="http://schemas.microsoft.com/office/drawing/2016/5/12/chartex" xmlns:cx7="http://schemas.microsoft.com/office/drawing/2016/5/13/chartex" xmlns:cx8="http://schemas.microsoft.com/office/drawing/2016/5/14/chartex" xmlns:mc="http://schemas.openxmlformats.org/markup-compatibility/2006" xmlns:aink="http://schemas.microsoft.com/office/drawing/2016/ink" xmlns:am3d="http://schemas.microsoft.com/office/drawing/2017/model3d" xmlns:o="urn:schemas-microsoft-com:office:office" xmlns:oel="http://schemas.microsoft.com/office/2019/extlst" xmlns:r="http://schemas.openxmlformats.org/officeDocument/2006/relationships" xmlns:m="http://schemas.openxmlformats.org/officeDocument/2006/math" xmlns:v="urn:schemas-microsoft-com:vml" xmlns:wp14="http://schemas.microsoft.com/office/word/2010/wordprocessingDrawing" xmlns:wp="http://schemas.openxmlformats.org/drawingml/2006/wordprocessingDrawing" xmlns:w10="urn:schemas-microsoft-com:office:word" xmlns:w="http://schemas.openxmlformats.org/wordprocessingml/2006/main" xmlns:w14="http://schemas.microsoft.com/office/word/2010/wordml" xmlns:w15="http://schemas.microsoft.com/office/word/2012/wordml" xmlns:w16cex="http://schemas.microsoft.com/office/word/2018/wordml/cex" xmlns:w16cid="http://schemas.microsoft.com/office/word/2016/wordml/cid" xmlns:w16="http://schemas.microsoft.com/office/word/2018/wordml" xmlns:w16du="http://schemas.microsoft.com/office/word/2023/wordml/word16du" xmlns:w16sdtdh="http://schemas.microsoft.com/office/word/2020/wordml/sdtdatahash" xmlns:w16sdtfl="http://schemas.microsoft.com/office/word/2024/wordml/sdtformatlock" xmlns:w16se="http://schemas.microsoft.com/office/word/2015/wordml/symex" xmlns:wpg="http://schemas.microsoft.com/office/word/2010/wordprocessingGroup" xmlns:wpi="http://schemas.microsoft.com/office/word/2010/wordprocessingInk" xmlns:wne="http://schemas.microsoft.com/office/word/2006/wordml" xmlns:wps="http://schemas.microsoft.com/office/word/2010/wordprocessingShape" mc:Ignorable="w14 w15 w16se w16cid w16 w16cex w16sdtdh w16sdtfl w16du wp14">
+  <w:abstractNum w:abstractNumId="0" w15:restartNumberingAfterBreak="0">
+    <w:nsid w:val="4EDB618A"/>
+    <w:multiLevelType w:val="hybridMultilevel"/>
+    <w:tmpl w:val="418AADD8"/>
+    <w:lvl w:ilvl="0" w:tplc="1C09000F">
+      <w:start w:val="1"/>
+      <w:numFmt w:val="decimal"/>
+      <w:lvlText w:val="%1."/>
+      <w:lvlJc w:val="left"/>
+      <w:pPr>
+        <w:ind w:left="720" w:hanging="360"/>
+      </w:pPr>
+      <w:rPr>
+        <w:rFonts w:hint="default"/>
+      </w:rPr>
+    </w:lvl>
+    <w:lvl w:ilvl="1" w:tplc="1C090019" w:tentative="1">
+      <w:start w:val="1"/>
+      <w:numFmt w:val="lowerLetter"/>
+      <w:lvlText w:val="%2."/>
+      <w:lvlJc w:val="left"/>
+      <w:pPr>
+        <w:ind w:left="1440" w:hanging="360"/>
+      </w:pPr>
+    </w:lvl>
+    <w:lvl w:ilvl="2" w:tplc="1C09001B" w:tentative="1">
+      <w:start w:val="1"/>
+      <w:numFmt w:val="lowerRoman"/>
+      <w:lvlText w:val="%3."/>
+      <w:lvlJc w:val="right"/>
+      <w:pPr>
+        <w:ind w:left="2160" w:hanging="180"/>
+      </w:pPr>
+    </w:lvl>
+    <w:lvl w:ilvl="3" w:tplc="1C09000F" w:tentative="1">
+      <w:start w:val="1"/>
+      <w:numFmt w:val="decimal"/>
+      <w:lvlText w:val="%4."/>
+      <w:lvlJc w:val="left"/>
+      <w:pPr>
+        <w:ind w:left="2880" w:hanging="360"/>
+      </w:pPr>
+    </w:lvl>
+    <w:lvl w:ilvl="4" w:tplc="1C090019" w:tentative="1">
+      <w:start w:val="1"/>
+      <w:numFmt w:val="lowerLetter"/>
+      <w:lvlText w:val="%5."/>
+      <w:lvlJc w:val="left"/>
+      <w:pPr>
+        <w:ind w:left="3600" w:hanging="360"/>
+      </w:pPr>
+    </w:lvl>
+    <w:lvl w:ilvl="5" w:tplc="1C09001B" w:tentative="1">
+      <w:start w:val="1"/>
+      <w:numFmt w:val="lowerRoman"/>
+      <w:lvlText w:val="%6."/>
+      <w:lvlJc w:val="right"/>
+      <w:pPr>
+        <w:ind w:left="4320" w:hanging="180"/>
+      </w:pPr>
+    </w:lvl>
+    <w:lvl w:ilvl="6" w:tplc="1C09000F" w:tentative="1">
+      <w:start w:val="1"/>
+      <w:numFmt w:val="decimal"/>
+      <w:lvlText w:val="%7."/>
+      <w:lvlJc w:val="left"/>
+      <w:pPr>
+        <w:ind w:left="5040" w:hanging="360"/>
+      </w:pPr>
+    </w:lvl>
+    <w:lvl w:ilvl="7" w:tplc="1C090019" w:tentative="1">
+      <w:start w:val="1"/>
+      <w:numFmt w:val="lowerLetter"/>
+      <w:lvlText w:val="%8."/>
+      <w:lvlJc w:val="left"/>
+      <w:pPr>
+        <w:ind w:left="5760" w:hanging="360"/>
+      </w:pPr>
+    </w:lvl>
+    <w:lvl w:ilvl="8" w:tplc="1C09001B" w:tentative="1">
+      <w:start w:val="1"/>
+      <w:numFmt w:val="lowerRoman"/>
+      <w:lvlText w:val="%9."/>
+      <w:lvlJc w:val="right"/>
+      <w:pPr>
+        <w:ind w:left="6480" w:hanging="180"/>
+      </w:pPr>
+    </w:lvl>
+  </w:abstractNum>
+  <w:num w:numId="1" w16cid:durableId="1456366168">
+    <w:abstractNumId w:val="0"/>
+  </w:num>
+</w:numbering>
 </file>
 
 <file path=word/styles.xml><?xml version="1.0" encoding="utf-8"?>
@@ -2554,6 +2785,17 @@
       <w:szCs w:val="32"/>
     </w:rPr>
   </w:style>
+  <w:style w:type="paragraph" w:styleId="ListParagraph">
+    <w:name w:val="List Paragraph"/>
+    <w:basedOn w:val="Normal"/>
+    <w:uiPriority w:val="34"/>
+    <w:qFormat/>
+    <w:rsid w:val="00904494"/>
+    <w:pPr>
+      <w:ind w:left="720"/>
+      <w:contextualSpacing/>
+    </w:pPr>
+  </w:style>
 </w:styles>
 </file>
 
